--- a/example_articles/countries/Sweden/4.countries_Sweden_Other_publisher.docx
+++ b/example_articles/countries/Sweden/4.countries_Sweden_Other_publisher.docx
@@ -27,17 +27,17 @@
     </w:p>
     <w:p>
       <w:r>
-        <w:t>Source File: Other publishers/Files (500) (28).DOCX</w:t>
+        <w:t>Source file: Other publishers/Files (500) (28).DOCX</w:t>
       </w:r>
     </w:p>
     <w:p>
       <w:r>
-        <w:t>Raw locations result: ['Sweden']</w:t>
+        <w:t>Raw locations result, 'locations': ['Sweden']</w:t>
       </w:r>
     </w:p>
     <w:p>
       <w:r>
-        <w:t>countries_stand_flat (Standardized): Sweden</w:t>
+        <w:t>Standardized locations result, 'countries_stand_flat': Sweden</w:t>
       </w:r>
     </w:p>
     <w:p>

--- a/example_articles/countries/Sweden/4.countries_Sweden_Other_publisher.docx
+++ b/example_articles/countries/Sweden/4.countries_Sweden_Other_publisher.docx
@@ -7,7 +7,7 @@
         <w:pStyle w:val="Heading1"/>
       </w:pPr>
       <w:r>
-        <w:t>CUBANS PREOCCUPIED WITH ESCAPING</w:t>
+        <w:t>Swedes happily addicted to their 'snus' tobacco</w:t>
       </w:r>
     </w:p>
     <w:p>
@@ -17,17 +17,17 @@
     </w:p>
     <w:p>
       <w:r>
-        <w:t>Date: 1994-05-18</w:t>
+        <w:t>Date: 2003-12-29</w:t>
       </w:r>
     </w:p>
     <w:p>
       <w:r>
-        <w:t>Section: WORLD,</w:t>
+        <w:t>Section: NATIONAL; Pg. A02</w:t>
       </w:r>
     </w:p>
     <w:p>
       <w:r>
-        <w:t>Source file: Other publishers/Files (500) (28).DOCX</w:t>
+        <w:t>Source file: Other publishers/Files (500) (23).DOCX</w:t>
       </w:r>
     </w:p>
     <w:p>
@@ -49,79 +49,51 @@
     </w:p>
     <w:p>
       <w:r>
-        <w:t>Ramon and Pedro think of little else these days except how to escape from Cuba.</w:t>
+        <w:t>Inside a waterfront factory soaked with the acrid smell of tobacco, about half the workers show an odd facial deformity: Their upper lips look swollen.</w:t>
         <w:br/>
-        <w:t>A month ago they were prepared to become balseros -- Cubans who try to cross 90 miles of treacherous ocean to Florida on rafts or in rickety boats. But a friend convinced them it was too dangerous. Rumors were circulating that security guards had killed a would-be balsero on the beach recently.</w:t>
+        <w:t>It's a telltale sign they are sampling some of the 20 tons of smokeless tobacco being produced here daily.</w:t>
         <w:br/>
-        <w:t>So far this year, more than 1,200 balseros have reached U.S. shores. No one knows how many have died at sea.</w:t>
+        <w:t>Snus (pronounced snoos), a Scandinavian form of moist snuff, has been banned elsewhere in the European Union for more than a decade, but its popularity has rebounded in its country of origin, where one of every nine Swedes uses it. And the top snus maker, Swedish Match, is targeting world markets with claims that its blend of tobacco, water, salt and flavoring is a safer alternative to smoking.</w:t>
         <w:br/>
-        <w:t>''I have been trying for months to get a visa to go to Mexico, but the government won't approve it,'' Ramon says. ''Life here is intolerable. I must get away.''</w:t>
+        <w:t>"We don't claim that snus is a completely problem-free product," Stefan Gelkner, a Swedish Match executive, says while squeezing a pouch of prepackaged snuff under his upper lip. "But we refer to the scientific studies conducted that haven't found any link between snus and cancer."</w:t>
         <w:br/>
-        <w:t>Ramon, 25, and his friend Pedro, 25, are physicians.</w:t>
+        <w:t>After falling out of style in the 1970s, the traditionally male, working-class habit has spread into all sectors of Swedish society, male and female. Grimy, used snus packets litter the otherwise clean streets and subway stations of Stockholm.</w:t>
         <w:br/>
-        <w:t>Before the ''Special Period,'' Fidel Castro's euphemism for the economic devastation that followed the collapse of the former Soviet Union, doctors were the elite of Cuban society. They had first priority to buy cars, the highest pay in the country, and exalted status.</w:t>
+        <w:t>Meanwhile, the smoking rate has fallen below 20 percent in the Scandinavian country of nine million - one of the lowest rates in the world.</w:t>
         <w:br/>
-        <w:t>Today, many physicians -- like engineers, lawyers, teachers, architects and artists -- are seeking jobs as waiters and bartenders in tourist hotels and restaurants. Workers in the tourist trade are the country's new elite. They are allowed to keep their tips, paid in dollars.</w:t>
+        <w:t>Unlike American snuff, which is placed in the lower mouth, causing users to salivate and spit, a Swedish snus portion, or prilla, is held on the gum above the front teeth. Many users opt for snus in thumbnail-size paper pouches, to prevent the tobacco from spreading around the mouth.</w:t>
         <w:br/>
-        <w:t>''My pay is 325 pesos ($ 3.25) a month,'' Ramon says. ''That's not enough to buy two bottles of beer. Status? Here, a doctor is nothing. The only status here is dollars. If you don't have dollars, you don't have anything.''</w:t>
+        <w:t>As protruding upper lips replace smoke rings in Swedish bars and offices, scientists debate the ethics of replacing cigarettes with another tobacco product, one that is less harmful, perhaps, but just as addictive because of its nicotine content.</w:t>
         <w:br/>
-        <w:t>Until a year ago Cubans holding U.S. dollars could be jailed. The government was finally forced to legalize dollars, partly to curb the black market and generate more hard-currency revenue for the state. Now, nobody will accept anything else.</w:t>
+        <w:t>"I don't think there's any question that Sweden is a model for safer use of tobacco products," says dentist Brad Rodu, a smokeless-tobacco advocate at the University of Alabama at Birmingham. "The only consequential risk of smokeless tobacco is mouth cancer, and historically, that risk is extremely small."</w:t>
         <w:br/>
-        <w:t>Virtually everything is rationed, and Cubans say it is nearly impossible to obtain food or other necessities without dollars.</w:t>
+        <w:t>Rodu spent six months researching snus in northern Sweden and says it is a much safer alternative for smokers who can't kick the nicotine habit. He says several studies have failed to link snus to cancer, which Swedish Match attributes to its efforts to remove carcinogens during manufacturing.</w:t>
         <w:br/>
-        <w:t>Ironically, the change in currency laws has created special hardships for those most loyal to the government -- the military, professionals, government functionaries -- who are the least likely to have dollars.</w:t>
+        <w:t>But critics say there are other concerns. Apart from causing stained teeth and bad breath, snus raises the pulse and blood pressure. Some studies link it to increased risk of heart disease, diabetes and premature births.</w:t>
         <w:br/>
-        <w:t>The Cuban government maintains that the value of the peso is pegged to the dollar. The current ''official'' exchange rate puts the peso's worth at $ 1.25. In fact, the peso is virtually worthless -- its value is determined by the black-market rate, now 100 to the dollar.</w:t>
+        <w:t>"I'm not interested in whether it causes cancer," says Gunilla Bolinder, a doctor at Stockholm's Karolinska Hospital. "It's about quality of life. Snus is extremely addictive."</w:t>
         <w:br/>
-        <w:t>In Cuba, where free cradle-to-grave health care is often cited as one of the revolution's major accomplishments, physicians are expected to be revolutionaries first, doctors second. But Ramon and Pedro have lost any zeal they might have once had for the socialist state.</w:t>
+        <w:t>First-time snus users often feel dizzy and nauseous. Some vomit. But those who get past that find quitting is difficult.</w:t>
         <w:br/>
-        <w:t>''Hitler, Mussolini, Fidel Castro … they're the same,'' Ramon says. ''There is no hope, no freedom. There can be no hope until Fidel is gone.''</w:t>
+        <w:t>"I've tried to stop several times, but it is awfully hard," says Rikard Palm, 42, news anchor at public service network SVT, whose smile reveals a lump of the black mash. "I use snus almost all the time."</w:t>
         <w:br/>
-        <w:t>''Yes,'' Pedro agrees, ''there is nothing to hope for.''</w:t>
+        <w:t>Other well-known users are national soccer team coach Lars Lagerback, Social Affairs Minister Lars Engqvist, and Ingvar Kamprad, founder of the furnishings giant Ikea.</w:t>
         <w:br/>
-        <w:t>Things that once were whispered are spoken aloud now, although Cubans still glance apprehensively over their shoulders, certain that the security police can't be far away.</w:t>
+        <w:t>The World Health Organization says Swedish men have Europe's lowest lung-cancer rate, partly because so few smoke. Nevertheless, WHO argues against substituting snus for smoking, saying the health effects remain unclear. The EU banned the sale of snus in 1992, citing a 1985 WHO study that said "oral use of snuffs of the types used in North America and western Europe is carcinogenic to humans." A WHO committee on tobacco has acknowledged evidence is inconclusive regarding Swedish snus.</w:t>
         <w:br/>
-        <w:t>Ramon is a family physician in a working-class neighborhood of Soviet-style high-rise apartments on the outskirts of Havana. Pedro, also a family doctor, works in a nearby district. Each is responsible for caring for 800 patients.</w:t>
+        <w:t>Only Sweden is exempt from the EU ban - a concession considered key to Swedish voters when they approved membership in the bloc. Bumper stickers reading "EU - not without my prilla" were common before the 1994 referendum. Swedish Match is lobbying for an end to the EU ban. "It's illogical and discriminating," says Gelkner, head of the firm's northern Europe division. "All other tobacco products are allowed, while snus, which is considered the least damaging to health, is prohibited."</w:t>
         <w:br/>
-        <w:t>Neither has a car.</w:t>
+        <w:t>Swedish Match is exploring other markets with traditions of smokeless tobacco, including North America, South Africa and India.</w:t>
         <w:br/>
-        <w:t>''I asked the government for a car,'' Ramon says, ''and they gave me a bicycle. Even doctors in large hospitals don't have cars. I know a doctor who insisted he had to have a car, couldn't work without one. They took him to jail.''</w:t>
+        <w:t>The company's factory in Owensboro, Ky., accounts for about 9 percent of the moist snuff sold in the United States.</w:t>
         <w:br/>
-        <w:t>They work four hours each morning in the consulta, or office, seeing patients. They then spend the afternoon making house calls. Frequently patients stop by after hours.</w:t>
+        <w:t>Palm, who started using snus at age 12, says he empties nine cans a week, an annual cost of $1,200. A Swedish smoker who buys a $4.90 pack of cigarettes daily spends $1,782 a year. Pondering the impact of snus on his life, Palm says, "The best thing is probably a body free from poison."</w:t>
         <w:br/>
-        <w:t>A neighbor, Raul, volunteers that he is a security guard at a tourist hotel some distance from Havana.</w:t>
         <w:br/>
-        <w:t>''No, don't worry, not that kind of security,'' Raul says. ''My job is to keep Cubans out of the hotel. I don't like it, but I must survive.''</w:t>
+        <w:t>Notes</w:t>
         <w:br/>
-        <w:t>Cubans, even those with dollars, are not permitted to use the tourist hotels and restaurants unless they are taken in by foreigners.</w:t>
         <w:br/>
-        <w:t>Ramon conducts a quick tour of his consulta, which consists of a waiting room, an examining room, and a tiny office. There is no telephone, no typewriter, no computer.</w:t>
-        <w:br/>
-        <w:t>''I like my profession, and I work very hard,'' Ramon says. ''I don't mind the hard work, but there is no freedom.''</w:t>
-        <w:br/>
-        <w:t>Although hospitals are strapped by shortages of almost all medical supplies, the major ones still have limited supplies of drugs and medicines, Ramon says, but there is little to be had in pharmacies.</w:t>
-        <w:br/>
-        <w:t>Ramon lives above his office in a sparsely furnished government-owned apartment. It consists of a long, narrow living room containing a tiny sofa, two matching chairs, two aluminum lawn chairs and a large-screen, Soviet-made television set. There is no telephone.</w:t>
-        <w:br/>
-        <w:t>Behind the living room there are two bedrooms and a bath. The tiny lavatory is fitted with only a cold water faucet. Finally, there is a narrow kitchen equipped with a hot plate and a small refrigerator.</w:t>
-        <w:br/>
-        <w:t>''It is a nice house, but everything here belongs to the government, even the television set,'' Ramon says. His personal possessions include a radio- cassette player, a few books and his clothing, most of which he says has been given to him by friends from abroad.</w:t>
-        <w:br/>
-        <w:t>Pedro, who does not have government-owned housing, shares an apartment with friends.</w:t>
-        <w:br/>
-        <w:t>Today is a holiday so the power blackouts that normally last as long as 10 hours a day are no problem. Ramon and Pedro can invite a paying guest to a Cuban dinner.</w:t>
-        <w:br/>
-        <w:t>The business of black-market bartering is time-consuming. Coffee is to be had at one house, rice and beans at another, cucumbers and bananas at a third. Meat is the hardest to find, but the search is successful and yields a small piece of chicken and several bite-sized pieces of beef. Several bottles of watery beer complete the menu.</w:t>
-        <w:br/>
-        <w:t>Mimi -- it's really Mercedes, she says -- who lives nearby, cooks and serves the meal. The guest list has grown to four, with the addition of Ramon's nurse.</w:t>
-        <w:br/>
-        <w:t>When the time comes to settle, Mimi apologizes for the need to charge. ''But food is very expensive,'' she says.</w:t>
-        <w:br/>
-        <w:t>The bill for a meal for four, with food left over, including Mimi's fee for cooking, comes to $ 35 -- nearly a year's salary for Ramon and Pedro.</w:t>
-        <w:br/>
-        <w:t>If he's lucky, Ramon says, he gets one decent meal a month. Most days, like most Cubans, he is hungry.</w:t>
-        <w:br/>
-        <w:t>''I have to get away,'' Ramon says. ''Legally if possible, but if not… '' He makes a rowing motion with his hands and arms.</w:t>
+        <w:t>Report From: Sweden</w:t>
       </w:r>
     </w:p>
     <w:sectPr>

--- a/example_articles/countries/Sweden/4.countries_Sweden_Other_publisher.docx
+++ b/example_articles/countries/Sweden/4.countries_Sweden_Other_publisher.docx
@@ -7,7 +7,7 @@
         <w:pStyle w:val="Heading1"/>
       </w:pPr>
       <w:r>
-        <w:t>Swedes happily addicted to their 'snus' tobacco</w:t>
+        <w:t>Gritty 'Girl' crime thrillers come alive in Stockholm; Visitors are drawn by the mystery, then struck by the beauty</w:t>
       </w:r>
     </w:p>
     <w:p>
@@ -17,17 +17,17 @@
     </w:p>
     <w:p>
       <w:r>
-        <w:t>Date: 2003-12-29</w:t>
+        <w:t>Date: 2011-06-17</w:t>
       </w:r>
     </w:p>
     <w:p>
       <w:r>
-        <w:t>Section: NATIONAL; Pg. A02</w:t>
+        <w:t>Section: LIFE; Pg. 5D</w:t>
       </w:r>
     </w:p>
     <w:p>
       <w:r>
-        <w:t>Source file: Other publishers/Files (500) (23).DOCX</w:t>
+        <w:t>Source file: Other publishers/Files (500) (24).DOCX</w:t>
       </w:r>
     </w:p>
     <w:p>
@@ -49,51 +49,57 @@
     </w:p>
     <w:p>
       <w:r>
-        <w:t>Inside a waterfront factory soaked with the acrid smell of tobacco, about half the workers show an odd facial deformity: Their upper lips look swollen.</w:t>
+        <w:t>Last summer, an elderly couple from the USA unsuccessfully tried to book a trip to the fictional Swedish town of Hedestad made famous in Stieg Larsson's crime thriller, The Girl With the Dragon Tattoo. Undaunted, they flew to Stockholm and badgered the tourist office for Hedestad's location.</w:t>
         <w:br/>
-        <w:t>It's a telltale sign they are sampling some of the 20 tons of smokeless tobacco being produced here daily.</w:t>
+        <w:t>"I told them it didn't exist," says Stockholm tour guide Carin Christensen. But they headed to the train station, anyway.</w:t>
         <w:br/>
-        <w:t>Snus (pronounced snoos), a Scandinavian form of moist snuff, has been banned elsewhere in the European Union for more than a decade, but its popularity has rebounded in its country of origin, where one of every nine Swedes uses it. And the top snus maker, Swedish Match, is targeting world markets with claims that its blend of tobacco, water, salt and flavoring is a safer alternative to smoking.</w:t>
+        <w:t>Then there's London banker Tom Laybourn, 27, who flew to Stockholm for only a day to take one of the walking tours that retrace Larsson's story lines through the city. And Phoebe Hollins, 22, a student from Melbourne, Australia, who chose Sweden for her semester abroad just because of the book.</w:t>
         <w:br/>
-        <w:t>"We don't claim that snus is a completely problem-free product," Stefan Gelkner, a Swedish Match executive, says while squeezing a pouch of prepackaged snuff under his upper lip. "But we refer to the scientific studies conducted that haven't found any link between snus and cancer."</w:t>
+        <w:t>Such is the pull of Larsson's best-selling Millennium trilogy  The Girl With the Dragon Tattoo, The Girl Who Played With Fire and The Girl Who Kicked the Hornet's Nest  which has sold nearly 60 million copies in 44 languages.</w:t>
         <w:br/>
-        <w:t>After falling out of style in the 1970s, the traditionally male, working-class habit has spread into all sectors of Swedish society, male and female. Grimy, used snus packets litter the otherwise clean streets and subway stations of Stockholm.</w:t>
+        <w:t>Ever since the publication of the first book in 2005, followed by the three Swedish movies, fans have flocked to Stockholm to see the locations where the story unfolds. And with a big Hollywood remake of Dragon Tattoo underway, starring Daniel Craig and directed by Oscar-nominee David Fincher (The Social Network), this waterside capital of 850,000 is bracing for a new onslaught.</w:t>
         <w:br/>
-        <w:t>Meanwhile, the smoking rate has fallen below 20 percent in the Scandinavian country of nine million - one of the lowest rates in the world.</w:t>
+        <w:t>"The Fincher film will increase tourism here, no doubt about it," says Sren Staermose, producer of the Swedish films and co-producer of the Hollywood version. "We were very happy that Fincher picked Sweden as the backdrop, that he would do a new interpretation of the story with a strong cultural identity."</w:t>
         <w:br/>
-        <w:t>Unlike American snuff, which is placed in the lower mouth, causing users to salivate and spit, a Swedish snus portion, or prilla, is held on the gum above the front teeth. Many users opt for snus in thumbnail-size paper pouches, to prevent the tobacco from spreading around the mouth.</w:t>
+        <w:t>Indeed, what Under the Tuscan Sun and A Year in Provence did for their respective locales, the dark, mysterious Millennium saga is doing for Stockholm.</w:t>
         <w:br/>
-        <w:t>As protruding upper lips replace smoke rings in Swedish bars and offices, scientists debate the ethics of replacing cigarettes with another tobacco product, one that is less harmful, perhaps, but just as addictive because of its nicotine content.</w:t>
+        <w:t>Stockholm in light of day</w:t>
         <w:br/>
-        <w:t>"I don't think there's any question that Sweden is a model for safer use of tobacco products," says dentist Brad Rodu, a smokeless-tobacco advocate at the University of Alabama at Birmingham. "The only consequential risk of smokeless tobacco is mouth cancer, and historically, that risk is extremely small."</w:t>
+        <w:t>To jump into the lifelike world of the novels' unconventional protagonists, investigative journalist Mikael Blomkvist and tattooed, ber-pierced computer hacker Lisbeth Salander, visitors take one of the Millennium tours offered by the Stockholm City Museum. On this sunny afternoon, 31 people from nine countries  from a University of Miami student group to an 81-year-old retiree from Vancouver  gather at Bellmansgatan 1, where Blomkvist, Larsson's alter-ego, lives.</w:t>
         <w:br/>
-        <w:t>Rodu spent six months researching snus in northern Sweden and says it is a much safer alternative for smokers who can't kick the nicotine habit. He says several studies have failed to link snus to cancer, which Swedish Match attributes to its efforts to remove carcinogens during manufacturing.</w:t>
+        <w:t>"The American film was being shot here yesterday," guide Carin Christensen says. We all groan at having missed them.</w:t>
         <w:br/>
-        <w:t>But critics say there are other concerns. Apart from causing stained teeth and bad breath, snus raises the pulse and blood pressure. Some studies link it to increased risk of heart disease, diabetes and premature births.</w:t>
+        <w:t>As we follow the windy cobblestone streets of the bohemian-chic Sodermalm district, where much of the action takes place, it's hard to square the story's Nordic noir gloom with Stockholm's continuous-daylight summer euphoria. In fact, "people who come for the books are surprised by the beauty and culture here," says Elisabeth Daude, another tour guide. "There's no caressing of Stockholm in the books."</w:t>
         <w:br/>
-        <w:t>"I'm not interested in whether it causes cancer," says Gunilla Bolinder, a doctor at Stockholm's Karolinska Hospital. "It's about quality of life. Snus is extremely addictive."</w:t>
+        <w:t>Larsson's reluctance to do so is perplexing given the striking clifftop view of the city's panorama across a glistening bay. Built on 14 islands connected by bridges, Stockholm seems to float ethereally in the waters of Lake Mlaren, where they flow into the Baltic and the Stockholm Archipelago. Almost two-thirds of the city is waterways and green spaces  a landscape as open and airy as Larsson's tales are secretive and sinister.</w:t>
         <w:br/>
-        <w:t>First-time snus users often feel dizzy and nauseous. Some vomit. But those who get past that find quitting is difficult.</w:t>
+        <w:t>Christensen points out the skyline of Old Town, or Gamla Stan, Europe's largest and best-preserved medieval center, a tableaux of muted ochres, ambers and siennas. Stately stone buildings line the water, including the Royal Palace and the castlelike courthouse where both Blomqvist and Salander are tried.</w:t>
         <w:br/>
-        <w:t>"I've tried to stop several times, but it is awfully hard," says Rikard Palm, 42, news anchor at public service network SVT, whose smile reveals a lump of the black mash. "I use snus almost all the time."</w:t>
+        <w:t>In summer, the downtown waterfront is alive with sightseeing boats coming and going as strollers soak in the benevolent June sun. Open-air bars and cafs, some pumping out live music, are packed with people in a giddy mood, feasting on herring and salmon. In the endless evenings, city squares turn into festive street parties where Stockholmers squeeze out every last moment of summer fun.</w:t>
         <w:br/>
-        <w:t>Other well-known users are national soccer team coach Lars Lagerback, Social Affairs Minister Lars Engqvist, and Ingvar Kamprad, founder of the furnishings giant Ikea.</w:t>
+        <w:t>As we continue on the Millennium trail, Christensen peppers us with obscure trivia questions. Answers come Jeopardy-fast. Who is Lisbeth, really? Pippi Longstocking, all grown up, someone yells. No stumping this group.</w:t>
         <w:br/>
-        <w:t>The World Health Organization says Swedish men have Europe's lowest lung-cancer rate, partly because so few smoke. Nevertheless, WHO argues against substituting snus for smoking, saying the health effects remain unclear. The EU banned the sale of snus in 1992, citing a 1985 WHO study that said "oral use of snuffs of the types used in North America and western Europe is carcinogenic to humans." A WHO committee on tobacco has acknowledged evidence is inconclusive regarding Swedish snus.</w:t>
+        <w:t>Fantasy and reality</w:t>
         <w:br/>
-        <w:t>Only Sweden is exempt from the EU ban - a concession considered key to Swedish voters when they approved membership in the bloc. Bumper stickers reading "EU - not without my prilla" were common before the 1994 referendum. Swedish Match is lobbying for an end to the EU ban. "It's illogical and discriminating," says Gelkner, head of the firm's northern Europe division. "All other tobacco products are allowed, while snus, which is considered the least damaging to health, is prohibited."</w:t>
+        <w:t>Like pilgrims on a quest, we hang on Christensen's every detail as reality merges with fiction. We pass the Mellqvist Kaffebar  Blomkvist's regular caf and Larsson's in real life. Over many cups of coffee, the late author wrote much of the first book here when Expo, the investigative magazine he founded (and model for the fictional Millennium magazine), had its offices on the floor above.</w:t>
         <w:br/>
-        <w:t>Swedish Match is exploring other markets with traditions of smokeless tobacco, including North America, South Africa and India.</w:t>
+        <w:t>No wonder coffee drinking is a motif throughout the trilogy, just as it is in the city, where cafs dot every street corner and alley. In fact, Sweden ranks No. 6 in per-capita coffee consumption worldwide.</w:t>
         <w:br/>
-        <w:t>The company's factory in Owensboro, Ky., accounts for about 9 percent of the moist snuff sold in the United States.</w:t>
+        <w:t>But it's pizza, not coffee, that has shutters clicking. We chuckle at the Billy's Pan Pizza sold at the 7-Eleven on bustling Gotgatan street where Lisbeth stocks up on her favorite junk food. It's these sometimes startling details of Swedish life that have created a new kind of Stockholm syndrome for millions of devotees. That, and the fact that the empathetic social misfit "Lisbeth is such an unusual character," says tour-goer Janet Arthur, a retiree from Brighton, England.</w:t>
         <w:br/>
-        <w:t>Palm, who started using snus at age 12, says he empties nine cans a week, an annual cost of $1,200. A Swedish smoker who buys a $4.90 pack of cigarettes daily spends $1,782 a year. Pondering the impact of snus on his life, Palm says, "The best thing is probably a body free from poison."</w:t>
+        <w:t>Christensen notes that all the "good" characters live and work in Sodermalm, a once-gritty-working-class-area-turned-hip-SoHo-wannabe. Home to artists and writers, it's full of vintage stores, galleries, boutiques and coffeehouses. With its lively mix, you're as likely to see pierced and tattooed punks, heads half-shaved, as stylish yuppies in skinny jeans or microskirts. Or even the star of the Swedish Millennium films, Michael Nyqvist, a neighborhood resident. When this reporter spots the screen idol at the outdoor Cafe Rival, nobody even takes notice of him.</w:t>
         <w:br/>
+        <w:t>So like the Swedes to be nonchalant about celebrity and fame. "Most Swedes are surprised and perplexed by this huge interest and fascination," says Kristina Hagbard of the Visit Sweden office  though most have read the books, often with Harry Potter-like anticipation.</w:t>
         <w:br/>
-        <w:t>Notes</w:t>
+        <w:t>A visit to the university town of Uppsala, where Fincher shot a key flashback scene, drives this home. The shoot "wasn't that big a deal for me," shrugs Attila Toth, a waiter at Ciao Victoria restaurant, which did the catering for the film. Bookstore owner Johan Redin doesn't plan to see the American movie, even though his shop will appear in it.</w:t>
         <w:br/>
+        <w:t>Still, others are proud. "I really like that tourists take the Millennium tours, so they see more than just Queen Street with its tacky tourist shops and bad overpriced restaurants," says Marie Kagrell, a waitress at Michelin-starred Lux restaurant. "It's not representative of what Stockholm really is."</w:t>
         <w:br/>
-        <w:t>Report From: Sweden</w:t>
+        <w:t>Indeed, a real Stockholm experience isn't complete without an excursion into the 24,000-island archipelago to the east,  so beloved of Swedes  whose waters bristle with sailboats. Its rocky Maine-like coast boasts vacation homes of the wealthy and middle class alike. Even here, Larsson aficionados can get their fix in the tiny yachting community of Sandhamm, awash with storybook wooden cottages and sandy beaches, where Blomqvist has a getaway cabin/love nest.</w:t>
+        <w:br/>
+        <w:t>Just one more connection to a story that has inspired "nearly 123 million people from all over the world to see Stockholm in the Swedish films," says Ingrid Rudefors, Stockholm's film commissioner. "For a little country like Sweden, that's huge."</w:t>
+        <w:br/>
+        <w:t>And when the big-budget American movie opens Dec. 21, that number is sure to soar, along with new visitors who may ironically discover Stockholm's many charms through Larsson's gritty tale.</w:t>
       </w:r>
     </w:p>
     <w:sectPr>
